--- a/Ambiente Virtual Estudos/Ambiente Virtual Método 2.docx
+++ b/Ambiente Virtual Estudos/Ambiente Virtual Método 2.docx
@@ -1,6 +1,6 @@
 
 <file path=word/document.xml><?xml version="1.0" encoding="utf-8"?>
-<w:document xmlns:wpc="http://schemas.microsoft.com/office/word/2010/wordprocessingCanvas" xmlns:cx="http://schemas.microsoft.com/office/drawing/2014/chartex" xmlns:cx1="http://schemas.microsoft.com/office/drawing/2015/9/8/chartex" xmlns:cx2="http://schemas.microsoft.com/office/drawing/2015/10/21/chartex" xmlns:cx3="http://schemas.microsoft.com/office/drawing/2016/5/9/chartex" xmlns:cx4="http://schemas.microsoft.com/office/drawing/2016/5/10/chartex" xmlns:cx5="http://schemas.microsoft.com/office/drawing/2016/5/11/chartex" xmlns:cx6="http://schemas.microsoft.com/office/drawing/2016/5/12/chartex" xmlns:cx7="http://schemas.microsoft.com/office/drawing/2016/5/13/chartex" xmlns:cx8="http://schemas.microsoft.com/office/drawing/2016/5/14/chartex" xmlns:mc="http://schemas.openxmlformats.org/markup-compatibility/2006" xmlns:aink="http://schemas.microsoft.com/office/drawing/2016/ink" xmlns:am3d="http://schemas.microsoft.com/office/drawing/2017/model3d" xmlns:o="urn:schemas-microsoft-com:office:office" xmlns:oel="http://schemas.microsoft.com/office/2019/extlst" xmlns:r="http://schemas.openxmlformats.org/officeDocument/2006/relationships" xmlns:m="http://schemas.openxmlformats.org/officeDocument/2006/math" xmlns:v="urn:schemas-microsoft-com:vml" xmlns:wp14="http://schemas.microsoft.com/office/word/2010/wordprocessingDrawing" xmlns:wp="http://schemas.openxmlformats.org/drawingml/2006/wordprocessingDrawing" xmlns:w10="urn:schemas-microsoft-com:office:word" xmlns:w="http://schemas.openxmlformats.org/wordprocessingml/2006/main" xmlns:w14="http://schemas.microsoft.com/office/word/2010/wordml" xmlns:w15="http://schemas.microsoft.com/office/word/2012/wordml" xmlns:w16cei="http://schemas.microsoft.com/office/word/2026/wordml/cei" xmlns:w16cex="http://schemas.microsoft.com/office/word/2018/wordml/cex" xmlns:w16cid="http://schemas.microsoft.com/office/word/2016/wordml/cid" xmlns:w16="http://schemas.microsoft.com/office/word/2018/wordml" xmlns:w16du="http://schemas.microsoft.com/office/word/2023/wordml/word16du" xmlns:w16sdtdh="http://schemas.microsoft.com/office/word/2020/wordml/sdtdatahash" xmlns:w16sdtfl="http://schemas.microsoft.com/office/word/2024/wordml/sdtformatlock" xmlns:w16se="http://schemas.microsoft.com/office/word/2015/wordml/symex" xmlns:wpg="http://schemas.microsoft.com/office/word/2010/wordprocessingGroup" xmlns:wpi="http://schemas.microsoft.com/office/word/2010/wordprocessingInk" xmlns:wne="http://schemas.microsoft.com/office/word/2006/wordml" xmlns:wps="http://schemas.microsoft.com/office/word/2010/wordprocessingShape" mc:Ignorable="w14 w15 w16se w16cid w16 w16cex w16sdtdh w16sdtfl w16du wp14">
+<w:document xmlns:wpc="http://schemas.microsoft.com/office/word/2010/wordprocessingCanvas" xmlns:cx="http://schemas.microsoft.com/office/drawing/2014/chartex" xmlns:cx1="http://schemas.microsoft.com/office/drawing/2015/9/8/chartex" xmlns:cx2="http://schemas.microsoft.com/office/drawing/2015/10/21/chartex" xmlns:cx3="http://schemas.microsoft.com/office/drawing/2016/5/9/chartex" xmlns:cx4="http://schemas.microsoft.com/office/drawing/2016/5/10/chartex" xmlns:cx5="http://schemas.microsoft.com/office/drawing/2016/5/11/chartex" xmlns:cx6="http://schemas.microsoft.com/office/drawing/2016/5/12/chartex" xmlns:cx7="http://schemas.microsoft.com/office/drawing/2016/5/13/chartex" xmlns:cx8="http://schemas.microsoft.com/office/drawing/2016/5/14/chartex" xmlns:mc="http://schemas.openxmlformats.org/markup-compatibility/2006" xmlns:aink="http://schemas.microsoft.com/office/drawing/2016/ink" xmlns:am3d="http://schemas.microsoft.com/office/drawing/2017/model3d" xmlns:o="urn:schemas-microsoft-com:office:office" xmlns:oel="http://schemas.microsoft.com/office/2019/extlst" xmlns:r="http://schemas.openxmlformats.org/officeDocument/2006/relationships" xmlns:m="http://schemas.openxmlformats.org/officeDocument/2006/math" xmlns:v="urn:schemas-microsoft-com:vml" xmlns:wp14="http://schemas.microsoft.com/office/word/2010/wordprocessingDrawing" xmlns:wp="http://schemas.openxmlformats.org/drawingml/2006/wordprocessingDrawing" xmlns:w10="urn:schemas-microsoft-com:office:word" xmlns:w="http://schemas.openxmlformats.org/wordprocessingml/2006/main" xmlns:w14="http://schemas.microsoft.com/office/word/2010/wordml" xmlns:w15="http://schemas.microsoft.com/office/word/2012/wordml" xmlns:w16cex="http://schemas.microsoft.com/office/word/2018/wordml/cex" xmlns:w16cid="http://schemas.microsoft.com/office/word/2016/wordml/cid" xmlns:w16="http://schemas.microsoft.com/office/word/2018/wordml" xmlns:w16du="http://schemas.microsoft.com/office/word/2023/wordml/word16du" xmlns:w16sdtdh="http://schemas.microsoft.com/office/word/2020/wordml/sdtdatahash" xmlns:w16sdtfl="http://schemas.microsoft.com/office/word/2024/wordml/sdtformatlock" xmlns:w16se="http://schemas.microsoft.com/office/word/2015/wordml/symex" xmlns:wpg="http://schemas.microsoft.com/office/word/2010/wordprocessingGroup" xmlns:wpi="http://schemas.microsoft.com/office/word/2010/wordprocessingInk" xmlns:wne="http://schemas.microsoft.com/office/word/2006/wordml" xmlns:wps="http://schemas.microsoft.com/office/word/2010/wordprocessingShape" mc:Ignorable="w14 w15 w16se w16cid w16 w16cex w16sdtdh w16sdtfl w16du wp14">
   <w:body>
     <w:p>
       <w:pPr>
@@ -102,7 +102,7 @@
     </w:p>
     <w:p>
       <w:r>
-        <w:t>Para liberar o acesso do Windows para criar ambientes virtuais, é possível usar dois comandos:</w:t>
+        <w:t>Liberação de Arquivos</w:t>
       </w:r>
     </w:p>
     <w:p>
@@ -112,15 +112,24 @@
           <w:ilvl w:val="0"/>
           <w:numId w:val="1"/>
         </w:numPr>
-        <w:rPr>
-          <w:lang w:val="en-US"/>
-        </w:rPr>
-      </w:pPr>
-      <w:r>
-        <w:rPr>
-          <w:b/>
-          <w:bCs/>
-          <w:lang w:val="en-US"/>
+      </w:pPr>
+      <w:r>
+        <w:t>Libera todos os scripts sem perguntar ao usuário:</w:t>
+      </w:r>
+    </w:p>
+    <w:p>
+      <w:pPr>
+        <w:jc w:val="center"/>
+        <w:rPr>
+          <w:b/>
+          <w:bCs/>
+          <w:lang w:val="en-US"/>
+        </w:rPr>
+      </w:pPr>
+      <w:r>
+        <w:rPr>
+          <w:b/>
+          <w:bCs/>
         </w:rPr>
         <w:t>Set-</w:t>
       </w:r>
@@ -142,105 +151,6 @@
         </w:rPr>
         <w:t xml:space="preserve"> Unrestricted -Force</w:t>
       </w:r>
-      <w:r>
-        <w:rPr>
-          <w:lang w:val="en-US"/>
-        </w:rPr>
-        <w:t xml:space="preserve"> </w:t>
-      </w:r>
-      <w:r>
-        <w:sym w:font="Wingdings" w:char="F0E0"/>
-      </w:r>
-      <w:r>
-        <w:rPr>
-          <w:lang w:val="en-US"/>
-        </w:rPr>
-        <w:t xml:space="preserve"> Libera </w:t>
-      </w:r>
-      <w:proofErr w:type="spellStart"/>
-      <w:r>
-        <w:rPr>
-          <w:lang w:val="en-US"/>
-        </w:rPr>
-        <w:t>t</w:t>
-      </w:r>
-      <w:r>
-        <w:rPr>
-          <w:lang w:val="en-US"/>
-        </w:rPr>
-        <w:t>odos</w:t>
-      </w:r>
-      <w:proofErr w:type="spellEnd"/>
-      <w:r>
-        <w:rPr>
-          <w:lang w:val="en-US"/>
-        </w:rPr>
-        <w:t xml:space="preserve"> </w:t>
-      </w:r>
-      <w:proofErr w:type="spellStart"/>
-      <w:r>
-        <w:rPr>
-          <w:lang w:val="en-US"/>
-        </w:rPr>
-        <w:t>os</w:t>
-      </w:r>
-      <w:proofErr w:type="spellEnd"/>
-      <w:r>
-        <w:rPr>
-          <w:lang w:val="en-US"/>
-        </w:rPr>
-        <w:t xml:space="preserve"> scripts </w:t>
-      </w:r>
-      <w:proofErr w:type="spellStart"/>
-      <w:r>
-        <w:rPr>
-          <w:lang w:val="en-US"/>
-        </w:rPr>
-        <w:t>sem</w:t>
-      </w:r>
-      <w:proofErr w:type="spellEnd"/>
-      <w:r>
-        <w:rPr>
-          <w:lang w:val="en-US"/>
-        </w:rPr>
-        <w:t xml:space="preserve"> </w:t>
-      </w:r>
-      <w:proofErr w:type="spellStart"/>
-      <w:r>
-        <w:rPr>
-          <w:lang w:val="en-US"/>
-        </w:rPr>
-        <w:t>perguntar</w:t>
-      </w:r>
-      <w:proofErr w:type="spellEnd"/>
-      <w:r>
-        <w:rPr>
-          <w:lang w:val="en-US"/>
-        </w:rPr>
-        <w:t xml:space="preserve"> </w:t>
-      </w:r>
-      <w:proofErr w:type="spellStart"/>
-      <w:r>
-        <w:rPr>
-          <w:lang w:val="en-US"/>
-        </w:rPr>
-        <w:t>ao</w:t>
-      </w:r>
-      <w:proofErr w:type="spellEnd"/>
-      <w:r>
-        <w:rPr>
-          <w:lang w:val="en-US"/>
-        </w:rPr>
-        <w:t xml:space="preserve"> </w:t>
-      </w:r>
-      <w:proofErr w:type="spellStart"/>
-      <w:r>
-        <w:rPr>
-          <w:lang w:val="en-US"/>
-        </w:rPr>
-        <w:t>usuário</w:t>
-      </w:r>
-      <w:proofErr w:type="spellEnd"/>
     </w:p>
     <w:p>
       <w:pPr>
@@ -251,63 +161,55 @@
         </w:numPr>
       </w:pPr>
       <w:r>
-        <w:rPr>
-          <w:b/>
-          <w:bCs/>
-        </w:rPr>
-        <w:t>Set-</w:t>
-      </w:r>
-      <w:proofErr w:type="spellStart"/>
-      <w:r>
-        <w:rPr>
-          <w:b/>
-          <w:bCs/>
-        </w:rPr>
-        <w:t>ExecutionPolicy</w:t>
-      </w:r>
-      <w:proofErr w:type="spellEnd"/>
-      <w:r>
-        <w:rPr>
-          <w:b/>
-          <w:bCs/>
-        </w:rPr>
-        <w:t xml:space="preserve"> </w:t>
-      </w:r>
-      <w:proofErr w:type="spellStart"/>
-      <w:r>
-        <w:rPr>
-          <w:b/>
-          <w:bCs/>
-        </w:rPr>
-        <w:t>AllSigned</w:t>
-      </w:r>
-      <w:proofErr w:type="spellEnd"/>
-      <w:r>
-        <w:rPr>
-          <w:b/>
-          <w:bCs/>
-        </w:rPr>
-        <w:t xml:space="preserve"> -Force</w:t>
-      </w:r>
-      <w:r>
-        <w:t xml:space="preserve"> </w:t>
-      </w:r>
-      <w:r>
-        <w:rPr>
-          <w:lang w:val="en-US"/>
-        </w:rPr>
-        <w:sym w:font="Wingdings" w:char="F0E0"/>
-      </w:r>
-      <w:r>
-        <w:t xml:space="preserve"> Exibe um aviso perguntando se o</w:t>
-      </w:r>
-      <w:r>
-        <w:t xml:space="preserve"> usuário deseja executar o comando</w:t>
+        <w:t>Exibe um Aviso perguntando se o usuário deseja executar o comando:</w:t>
       </w:r>
     </w:p>
     <w:p>
-      <w:r>
-        <w:t>Para bloquear novamente os scripts do Windows, é possível usar o comando:</w:t>
+      <w:pPr>
+        <w:jc w:val="center"/>
+        <w:rPr>
+          <w:b/>
+          <w:bCs/>
+        </w:rPr>
+      </w:pPr>
+      <w:r>
+        <w:rPr>
+          <w:b/>
+          <w:bCs/>
+        </w:rPr>
+        <w:t>Set-</w:t>
+      </w:r>
+      <w:proofErr w:type="spellStart"/>
+      <w:r>
+        <w:rPr>
+          <w:b/>
+          <w:bCs/>
+        </w:rPr>
+        <w:t>ExecutionPolicy</w:t>
+      </w:r>
+      <w:proofErr w:type="spellEnd"/>
+      <w:r>
+        <w:rPr>
+          <w:b/>
+          <w:bCs/>
+        </w:rPr>
+        <w:t xml:space="preserve"> </w:t>
+      </w:r>
+      <w:proofErr w:type="spellStart"/>
+      <w:r>
+        <w:rPr>
+          <w:b/>
+          <w:bCs/>
+        </w:rPr>
+        <w:t>AllSigned</w:t>
+      </w:r>
+      <w:proofErr w:type="spellEnd"/>
+      <w:r>
+        <w:rPr>
+          <w:b/>
+          <w:bCs/>
+        </w:rPr>
+        <w:t xml:space="preserve"> -Force</w:t>
       </w:r>
     </w:p>
     <w:p>
@@ -317,121 +219,245 @@
           <w:ilvl w:val="0"/>
           <w:numId w:val="1"/>
         </w:numPr>
-        <w:rPr>
-          <w:b/>
-          <w:bCs/>
-        </w:rPr>
-      </w:pPr>
-      <w:r>
-        <w:rPr>
-          <w:b/>
-          <w:bCs/>
-        </w:rPr>
-        <w:t>Set-</w:t>
-      </w:r>
-      <w:proofErr w:type="spellStart"/>
-      <w:r>
-        <w:rPr>
-          <w:b/>
-          <w:bCs/>
-        </w:rPr>
-        <w:t>ExecutionPolicy</w:t>
-      </w:r>
-      <w:proofErr w:type="spellEnd"/>
-      <w:r>
-        <w:rPr>
-          <w:b/>
-          <w:bCs/>
-        </w:rPr>
-        <w:t xml:space="preserve"> </w:t>
-      </w:r>
-      <w:proofErr w:type="spellStart"/>
-      <w:r>
-        <w:rPr>
-          <w:b/>
-          <w:bCs/>
-        </w:rPr>
-        <w:t>Restricted</w:t>
-      </w:r>
-      <w:proofErr w:type="spellEnd"/>
-      <w:r>
-        <w:rPr>
-          <w:b/>
-          <w:bCs/>
-        </w:rPr>
-        <w:t xml:space="preserve"> -Force</w:t>
+      </w:pPr>
+      <w:r>
+        <w:t>Bloquear novamente os Scripts do Windows:</w:t>
       </w:r>
     </w:p>
     <w:p>
-      <w:r>
-        <w:t xml:space="preserve">Após isso, no terminal do </w:t>
+      <w:pPr>
+        <w:jc w:val="center"/>
+        <w:rPr>
+          <w:b/>
+          <w:bCs/>
+        </w:rPr>
+      </w:pPr>
+      <w:r>
+        <w:rPr>
+          <w:b/>
+          <w:bCs/>
+        </w:rPr>
+        <w:t>Set-</w:t>
       </w:r>
       <w:proofErr w:type="spellStart"/>
       <w:r>
-        <w:t>VScode</w:t>
+        <w:rPr>
+          <w:b/>
+          <w:bCs/>
+        </w:rPr>
+        <w:t>ExecutionPolicy</w:t>
       </w:r>
       <w:proofErr w:type="spellEnd"/>
       <w:r>
-        <w:t>, utilize o comando:</w:t>
+        <w:rPr>
+          <w:b/>
+          <w:bCs/>
+        </w:rPr>
+        <w:t xml:space="preserve"> </w:t>
+      </w:r>
+      <w:proofErr w:type="spellStart"/>
+      <w:r>
+        <w:rPr>
+          <w:b/>
+          <w:bCs/>
+        </w:rPr>
+        <w:t>Restricted</w:t>
+      </w:r>
+      <w:proofErr w:type="spellEnd"/>
+      <w:r>
+        <w:rPr>
+          <w:b/>
+          <w:bCs/>
+        </w:rPr>
+        <w:t xml:space="preserve"> -Force</w:t>
       </w:r>
     </w:p>
     <w:p>
-      <w:pPr>
-        <w:pStyle w:val="PargrafodaLista"/>
-        <w:numPr>
-          <w:ilvl w:val="0"/>
-          <w:numId w:val="1"/>
-        </w:numPr>
-      </w:pPr>
-      <w:proofErr w:type="spellStart"/>
-      <w:r>
-        <w:t>p</w:t>
-      </w:r>
-      <w:r>
-        <w:t>ython</w:t>
-      </w:r>
-      <w:proofErr w:type="spellEnd"/>
-      <w:r>
-        <w:t xml:space="preserve"> -m </w:t>
-      </w:r>
-      <w:proofErr w:type="spellStart"/>
-      <w:r>
-        <w:t>venv</w:t>
-      </w:r>
-      <w:proofErr w:type="spellEnd"/>
-      <w:r>
-        <w:t xml:space="preserve"> </w:t>
-      </w:r>
-      <w:proofErr w:type="spellStart"/>
-      <w:r>
-        <w:t>venv</w:t>
-      </w:r>
-      <w:proofErr w:type="spellEnd"/>
+      <w:r>
+        <w:t>Após isso utilize o comando de criação da pasta:</w:t>
+      </w:r>
     </w:p>
     <w:p>
       <w:pPr>
-        <w:pStyle w:val="PargrafodaLista"/>
-        <w:numPr>
-          <w:ilvl w:val="0"/>
-          <w:numId w:val="1"/>
-        </w:numPr>
-      </w:pPr>
-      <w:r>
-        <w:t>. \</w:t>
+        <w:jc w:val="center"/>
+        <w:rPr>
+          <w:b/>
+          <w:bCs/>
+          <w:lang w:val="en-US"/>
+        </w:rPr>
+      </w:pPr>
+      <w:r>
+        <w:rPr>
+          <w:b/>
+          <w:bCs/>
+          <w:lang w:val="en-US"/>
+        </w:rPr>
+        <w:t xml:space="preserve">python -m </w:t>
       </w:r>
       <w:proofErr w:type="spellStart"/>
-      <w:r>
+      <w:proofErr w:type="gramStart"/>
+      <w:r>
+        <w:rPr>
+          <w:b/>
+          <w:bCs/>
+          <w:lang w:val="en-US"/>
+        </w:rPr>
         <w:t>venv</w:t>
       </w:r>
       <w:proofErr w:type="spellEnd"/>
       <w:r>
-        <w:t>\Script\</w:t>
+        <w:rPr>
+          <w:b/>
+          <w:bCs/>
+          <w:lang w:val="en-US"/>
+        </w:rPr>
+        <w:t xml:space="preserve"> .</w:t>
       </w:r>
       <w:proofErr w:type="spellStart"/>
       <w:r>
-        <w:t>activate</w:t>
+        <w:rPr>
+          <w:b/>
+          <w:bCs/>
+          <w:lang w:val="en-US"/>
+        </w:rPr>
+        <w:t>venv</w:t>
       </w:r>
       <w:proofErr w:type="spellEnd"/>
+      <w:proofErr w:type="gramEnd"/>
+      <w:r>
+        <w:rPr>
+          <w:b/>
+          <w:bCs/>
+          <w:lang w:val="en-US"/>
+        </w:rPr>
+        <w:br/>
+      </w:r>
+      <w:proofErr w:type="spellStart"/>
+      <w:r>
+        <w:rPr>
+          <w:b/>
+          <w:bCs/>
+          <w:lang w:val="en-US"/>
+        </w:rPr>
+        <w:t>py</w:t>
+      </w:r>
+      <w:proofErr w:type="spellEnd"/>
+      <w:r>
+        <w:rPr>
+          <w:b/>
+          <w:bCs/>
+          <w:lang w:val="en-US"/>
+        </w:rPr>
+        <w:t xml:space="preserve"> -m </w:t>
+      </w:r>
+      <w:proofErr w:type="spellStart"/>
+      <w:proofErr w:type="gramStart"/>
+      <w:r>
+        <w:rPr>
+          <w:b/>
+          <w:bCs/>
+          <w:lang w:val="en-US"/>
+        </w:rPr>
+        <w:t>venv</w:t>
+      </w:r>
+      <w:proofErr w:type="spellEnd"/>
+      <w:r>
+        <w:rPr>
+          <w:b/>
+          <w:bCs/>
+          <w:lang w:val="en-US"/>
+        </w:rPr>
+        <w:t xml:space="preserve"> .</w:t>
+      </w:r>
+      <w:proofErr w:type="spellStart"/>
+      <w:r>
+        <w:rPr>
+          <w:b/>
+          <w:bCs/>
+          <w:lang w:val="en-US"/>
+        </w:rPr>
+        <w:t>venv</w:t>
+      </w:r>
+      <w:proofErr w:type="spellEnd"/>
+      <w:proofErr w:type="gramEnd"/>
+    </w:p>
+    <w:p>
+      <w:r>
+        <w:t>Para ativar</w:t>
+      </w:r>
+      <w:r>
+        <w:t xml:space="preserve"> o ambiente virtual:</w:t>
+      </w:r>
+    </w:p>
+    <w:p>
+      <w:pPr>
+        <w:jc w:val="center"/>
+        <w:rPr>
+          <w:b/>
+          <w:bCs/>
+          <w:lang w:val="en-US"/>
+        </w:rPr>
+      </w:pPr>
+      <w:r>
+        <w:rPr>
+          <w:b/>
+          <w:bCs/>
+          <w:lang w:val="en-US"/>
+        </w:rPr>
+        <w:t>.\</w:t>
+      </w:r>
+      <w:proofErr w:type="spellStart"/>
+      <w:r>
+        <w:rPr>
+          <w:b/>
+          <w:bCs/>
+          <w:lang w:val="en-US"/>
+        </w:rPr>
+        <w:t>venv</w:t>
+      </w:r>
+      <w:proofErr w:type="spellEnd"/>
+      <w:r>
+        <w:rPr>
+          <w:b/>
+          <w:bCs/>
+          <w:lang w:val="en-US"/>
+        </w:rPr>
+        <w:t>\Script\activate.ps1</w:t>
+      </w:r>
+      <w:r>
+        <w:rPr>
+          <w:b/>
+          <w:bCs/>
+          <w:lang w:val="en-US"/>
+        </w:rPr>
+        <w:br/>
+      </w:r>
+      <w:r>
+        <w:rPr>
+          <w:b/>
+          <w:bCs/>
+          <w:lang w:val="en-US"/>
+        </w:rPr>
+        <w:t>.\</w:t>
+      </w:r>
+      <w:proofErr w:type="spellStart"/>
+      <w:r>
+        <w:rPr>
+          <w:b/>
+          <w:bCs/>
+          <w:lang w:val="en-US"/>
+        </w:rPr>
+        <w:t>venv</w:t>
+      </w:r>
+      <w:proofErr w:type="spellEnd"/>
+      <w:r>
+        <w:rPr>
+          <w:b/>
+          <w:bCs/>
+          <w:lang w:val="en-US"/>
+        </w:rPr>
+        <w:t>\Script\activate</w:t>
+      </w:r>
     </w:p>
     <w:sectPr>
       <w:pgSz w:w="11906" w:h="16838"/>
@@ -444,7 +470,7 @@
 </file>
 
 <file path=word/numbering.xml><?xml version="1.0" encoding="utf-8"?>
-<w:numbering xmlns:wpc="http://schemas.microsoft.com/office/word/2010/wordprocessingCanvas" xmlns:cx="http://schemas.microsoft.com/office/drawing/2014/chartex" xmlns:cx1="http://schemas.microsoft.com/office/drawing/2015/9/8/chartex" xmlns:cx2="http://schemas.microsoft.com/office/drawing/2015/10/21/chartex" xmlns:cx3="http://schemas.microsoft.com/office/drawing/2016/5/9/chartex" xmlns:cx4="http://schemas.microsoft.com/office/drawing/2016/5/10/chartex" xmlns:cx5="http://schemas.microsoft.com/office/drawing/2016/5/11/chartex" xmlns:cx6="http://schemas.microsoft.com/office/drawing/2016/5/12/chartex" xmlns:cx7="http://schemas.microsoft.com/office/drawing/2016/5/13/chartex" xmlns:cx8="http://schemas.microsoft.com/office/drawing/2016/5/14/chartex" xmlns:mc="http://schemas.openxmlformats.org/markup-compatibility/2006" xmlns:aink="http://schemas.microsoft.com/office/drawing/2016/ink" xmlns:am3d="http://schemas.microsoft.com/office/drawing/2017/model3d" xmlns:o="urn:schemas-microsoft-com:office:office" xmlns:oel="http://schemas.microsoft.com/office/2019/extlst" xmlns:r="http://schemas.openxmlformats.org/officeDocument/2006/relationships" xmlns:m="http://schemas.openxmlformats.org/officeDocument/2006/math" xmlns:v="urn:schemas-microsoft-com:vml" xmlns:wp14="http://schemas.microsoft.com/office/word/2010/wordprocessingDrawing" xmlns:wp="http://schemas.openxmlformats.org/drawingml/2006/wordprocessingDrawing" xmlns:w10="urn:schemas-microsoft-com:office:word" xmlns:w="http://schemas.openxmlformats.org/wordprocessingml/2006/main" xmlns:w14="http://schemas.microsoft.com/office/word/2010/wordml" xmlns:w15="http://schemas.microsoft.com/office/word/2012/wordml" xmlns:w16cei="http://schemas.microsoft.com/office/word/2026/wordml/cei" xmlns:w16cex="http://schemas.microsoft.com/office/word/2018/wordml/cex" xmlns:w16cid="http://schemas.microsoft.com/office/word/2016/wordml/cid" xmlns:w16="http://schemas.microsoft.com/office/word/2018/wordml" xmlns:w16du="http://schemas.microsoft.com/office/word/2023/wordml/word16du" xmlns:w16sdtdh="http://schemas.microsoft.com/office/word/2020/wordml/sdtdatahash" xmlns:w16sdtfl="http://schemas.microsoft.com/office/word/2024/wordml/sdtformatlock" xmlns:w16se="http://schemas.microsoft.com/office/word/2015/wordml/symex" xmlns:wpg="http://schemas.microsoft.com/office/word/2010/wordprocessingGroup" xmlns:wpi="http://schemas.microsoft.com/office/word/2010/wordprocessingInk" xmlns:wne="http://schemas.microsoft.com/office/word/2006/wordml" xmlns:wps="http://schemas.microsoft.com/office/word/2010/wordprocessingShape" mc:Ignorable="w14 w15 w16se w16cid w16 w16cex w16sdtdh w16sdtfl w16du wp14">
+<w:numbering xmlns:wpc="http://schemas.microsoft.com/office/word/2010/wordprocessingCanvas" xmlns:cx="http://schemas.microsoft.com/office/drawing/2014/chartex" xmlns:cx1="http://schemas.microsoft.com/office/drawing/2015/9/8/chartex" xmlns:cx2="http://schemas.microsoft.com/office/drawing/2015/10/21/chartex" xmlns:cx3="http://schemas.microsoft.com/office/drawing/2016/5/9/chartex" xmlns:cx4="http://schemas.microsoft.com/office/drawing/2016/5/10/chartex" xmlns:cx5="http://schemas.microsoft.com/office/drawing/2016/5/11/chartex" xmlns:cx6="http://schemas.microsoft.com/office/drawing/2016/5/12/chartex" xmlns:cx7="http://schemas.microsoft.com/office/drawing/2016/5/13/chartex" xmlns:cx8="http://schemas.microsoft.com/office/drawing/2016/5/14/chartex" xmlns:mc="http://schemas.openxmlformats.org/markup-compatibility/2006" xmlns:aink="http://schemas.microsoft.com/office/drawing/2016/ink" xmlns:am3d="http://schemas.microsoft.com/office/drawing/2017/model3d" xmlns:o="urn:schemas-microsoft-com:office:office" xmlns:oel="http://schemas.microsoft.com/office/2019/extlst" xmlns:r="http://schemas.openxmlformats.org/officeDocument/2006/relationships" xmlns:m="http://schemas.openxmlformats.org/officeDocument/2006/math" xmlns:v="urn:schemas-microsoft-com:vml" xmlns:wp14="http://schemas.microsoft.com/office/word/2010/wordprocessingDrawing" xmlns:wp="http://schemas.openxmlformats.org/drawingml/2006/wordprocessingDrawing" xmlns:w10="urn:schemas-microsoft-com:office:word" xmlns:w="http://schemas.openxmlformats.org/wordprocessingml/2006/main" xmlns:w14="http://schemas.microsoft.com/office/word/2010/wordml" xmlns:w15="http://schemas.microsoft.com/office/word/2012/wordml" xmlns:w16cex="http://schemas.microsoft.com/office/word/2018/wordml/cex" xmlns:w16cid="http://schemas.microsoft.com/office/word/2016/wordml/cid" xmlns:w16="http://schemas.microsoft.com/office/word/2018/wordml" xmlns:w16du="http://schemas.microsoft.com/office/word/2023/wordml/word16du" xmlns:w16sdtdh="http://schemas.microsoft.com/office/word/2020/wordml/sdtdatahash" xmlns:w16sdtfl="http://schemas.microsoft.com/office/word/2024/wordml/sdtformatlock" xmlns:w16se="http://schemas.microsoft.com/office/word/2015/wordml/symex" xmlns:wpg="http://schemas.microsoft.com/office/word/2010/wordprocessingGroup" xmlns:wpi="http://schemas.microsoft.com/office/word/2010/wordprocessingInk" xmlns:wne="http://schemas.microsoft.com/office/word/2006/wordml" xmlns:wps="http://schemas.microsoft.com/office/word/2010/wordprocessingShape" mc:Ignorable="w14 w15 w16se w16cid w16 w16cex w16sdtdh w16sdtfl w16du wp14">
   <w:abstractNum w:abstractNumId="0" w15:restartNumberingAfterBreak="0">
     <w:nsid w:val="6FF71B37"/>
     <w:multiLevelType w:val="hybridMultilevel"/>
@@ -1166,6 +1192,7 @@
   <w:style w:type="character" w:default="1" w:styleId="Fontepargpadro">
     <w:name w:val="Default Paragraph Font"/>
     <w:uiPriority w:val="1"/>
+    <w:semiHidden/>
     <w:unhideWhenUsed/>
   </w:style>
   <w:style w:type="table" w:default="1" w:styleId="Tabelanormal">
